--- a/templates/contract_template.docx
+++ b/templates/contract_template.docx
@@ -18,6 +18,14 @@
       <w:tblPr>
         <w:tblStyle w:val="TableGrid"/>
         <w:tblW w:w="9209" w:type="dxa"/>
+        <w:tblBorders>
+          <w:top w:val="none" w:sz="0" w:space="0" w:color="auto"/>
+          <w:left w:val="none" w:sz="0" w:space="0" w:color="auto"/>
+          <w:bottom w:val="none" w:sz="0" w:space="0" w:color="auto"/>
+          <w:right w:val="none" w:sz="0" w:space="0" w:color="auto"/>
+          <w:insideH w:val="none" w:sz="0" w:space="0" w:color="auto"/>
+          <w:insideV w:val="none" w:sz="0" w:space="0" w:color="auto"/>
+        </w:tblBorders>
         <w:tblLook w:val="04A0" w:firstRow="1" w:lastRow="0" w:firstColumn="1" w:lastColumn="0" w:noHBand="0" w:noVBand="1"/>
       </w:tblPr>
       <w:tblGrid>
@@ -868,17 +876,7 @@
           <w:szCs w:val="24"/>
           <w14:ligatures w14:val="none"/>
         </w:rPr>
-        <w:t>${gio} giờ ${phut} phút</w:t>
-      </w:r>
-      <w:r>
-        <w:rPr>
-          <w:rFonts w:eastAsia="Times New Roman" w:cs="Times New Roman"/>
-          <w:kern w:val="0"/>
-          <w:sz w:val="24"/>
-          <w:szCs w:val="24"/>
-          <w14:ligatures w14:val="none"/>
-        </w:rPr>
-        <w:t xml:space="preserve"> -</w:t>
+        <w:t>${gio} giờ ${phut} phút -</w:t>
       </w:r>
       <w:r>
         <w:rPr>

--- a/templates/contract_template.docx
+++ b/templates/contract_template.docx
@@ -2,22 +2,10 @@
 <file path=word/document.xml><?xml version="1.0" encoding="utf-8"?>
 <w:document xmlns:wpc="http://schemas.microsoft.com/office/word/2010/wordprocessingCanvas" xmlns:cx="http://schemas.microsoft.com/office/drawing/2014/chartex" xmlns:cx1="http://schemas.microsoft.com/office/drawing/2015/9/8/chartex" xmlns:cx2="http://schemas.microsoft.com/office/drawing/2015/10/21/chartex" xmlns:cx3="http://schemas.microsoft.com/office/drawing/2016/5/9/chartex" xmlns:cx4="http://schemas.microsoft.com/office/drawing/2016/5/10/chartex" xmlns:cx5="http://schemas.microsoft.com/office/drawing/2016/5/11/chartex" xmlns:cx6="http://schemas.microsoft.com/office/drawing/2016/5/12/chartex" xmlns:cx7="http://schemas.microsoft.com/office/drawing/2016/5/13/chartex" xmlns:cx8="http://schemas.microsoft.com/office/drawing/2016/5/14/chartex" xmlns:mc="http://schemas.openxmlformats.org/markup-compatibility/2006" xmlns:aink="http://schemas.microsoft.com/office/drawing/2016/ink" xmlns:am3d="http://schemas.microsoft.com/office/drawing/2017/model3d" xmlns:o="urn:schemas-microsoft-com:office:office" xmlns:oel="http://schemas.microsoft.com/office/2019/extlst" xmlns:r="http://schemas.openxmlformats.org/officeDocument/2006/relationships" xmlns:m="http://schemas.openxmlformats.org/officeDocument/2006/math" xmlns:v="urn:schemas-microsoft-com:vml" xmlns:wp14="http://schemas.microsoft.com/office/word/2010/wordprocessingDrawing" xmlns:wp="http://schemas.openxmlformats.org/drawingml/2006/wordprocessingDrawing" xmlns:w10="urn:schemas-microsoft-com:office:word" xmlns:w="http://schemas.openxmlformats.org/wordprocessingml/2006/main" xmlns:w14="http://schemas.microsoft.com/office/word/2010/wordml" xmlns:w15="http://schemas.microsoft.com/office/word/2012/wordml" xmlns:w16cex="http://schemas.microsoft.com/office/word/2018/wordml/cex" xmlns:w16cid="http://schemas.microsoft.com/office/word/2016/wordml/cid" xmlns:w16="http://schemas.microsoft.com/office/word/2018/wordml" xmlns:w16du="http://schemas.microsoft.com/office/word/2023/wordml/word16du" xmlns:w16sdtdh="http://schemas.microsoft.com/office/word/2020/wordml/sdtdatahash" xmlns:w16se="http://schemas.microsoft.com/office/word/2015/wordml/symex" xmlns:wpg="http://schemas.microsoft.com/office/word/2010/wordprocessingGroup" xmlns:wpi="http://schemas.microsoft.com/office/word/2010/wordprocessingInk" xmlns:wne="http://schemas.microsoft.com/office/word/2006/wordml" xmlns:wps="http://schemas.microsoft.com/office/word/2010/wordprocessingShape" mc:Ignorable="w14 w15 w16se w16cid w16 w16cex w16sdtdh w16du wp14">
   <w:body>
-    <w:p>
-      <w:pPr>
-        <w:spacing w:after="160" w:line="259" w:lineRule="auto"/>
-        <w:rPr>
-          <w:rFonts w:eastAsia="Times New Roman" w:cs="Times New Roman"/>
-          <w:kern w:val="0"/>
-          <w:sz w:val="24"/>
-          <w:szCs w:val="24"/>
-          <w14:ligatures w14:val="none"/>
-        </w:rPr>
-      </w:pPr>
-    </w:p>
     <w:tbl>
       <w:tblPr>
         <w:tblStyle w:val="TableGrid"/>
-        <w:tblW w:w="9209" w:type="dxa"/>
+        <w:tblW w:w="7225" w:type="dxa"/>
         <w:tblBorders>
           <w:top w:val="none" w:sz="0" w:space="0" w:color="auto"/>
           <w:left w:val="none" w:sz="0" w:space="0" w:color="auto"/>
@@ -29,30 +17,33 @@
         <w:tblLook w:val="04A0" w:firstRow="1" w:lastRow="0" w:firstColumn="1" w:lastColumn="0" w:noHBand="0" w:noVBand="1"/>
       </w:tblPr>
       <w:tblGrid>
-        <w:gridCol w:w="4248"/>
-        <w:gridCol w:w="4961"/>
+        <w:gridCol w:w="3681"/>
+        <w:gridCol w:w="3544"/>
       </w:tblGrid>
       <w:tr>
+        <w:trPr>
+          <w:trHeight w:val="1383"/>
+        </w:trPr>
         <w:tc>
           <w:tcPr>
-            <w:tcW w:w="4248" w:type="dxa"/>
+            <w:tcW w:w="3681" w:type="dxa"/>
           </w:tcPr>
           <w:p>
             <w:pPr>
+              <w:tabs>
+                <w:tab w:val="left" w:pos="486"/>
+              </w:tabs>
               <w:spacing w:after="0" w:line="288" w:lineRule="auto"/>
-              <w:ind w:left="-120"/>
               <w:jc w:val="center"/>
               <w:rPr>
-                <w:sz w:val="24"/>
-                <w:szCs w:val="24"/>
+                <w:sz w:val="22"/>
               </w:rPr>
             </w:pPr>
             <w:r>
               <w:rPr>
                 <w:rFonts w:eastAsia="Times New Roman" w:cs="Times New Roman"/>
                 <w:kern w:val="0"/>
-                <w:sz w:val="24"/>
-                <w:szCs w:val="24"/>
+                <w:sz w:val="22"/>
                 <w14:ligatures w14:val="none"/>
               </w:rPr>
               <w:t xml:space="preserve">DỊCH VỤ CẦM ĐỒ </w:t>
@@ -73,58 +64,53 @@
               <w:rPr>
                 <w:rFonts w:eastAsia="Times New Roman" w:cs="Times New Roman"/>
                 <w:kern w:val="0"/>
-                <w:sz w:val="24"/>
-                <w:szCs w:val="24"/>
+                <w:sz w:val="22"/>
                 <w14:ligatures w14:val="none"/>
               </w:rPr>
               <w:br/>
             </w:r>
             <w:r>
               <w:rPr>
-                <w:sz w:val="24"/>
-                <w:szCs w:val="24"/>
+                <w:sz w:val="22"/>
               </w:rPr>
               <w:t xml:space="preserve">Đc: </w:t>
             </w:r>
             <w:r>
               <w:rPr>
-                <w:sz w:val="24"/>
-                <w:szCs w:val="24"/>
+                <w:sz w:val="22"/>
               </w:rPr>
               <w:t>06 Lê Anh Xuân - Ninh Kiều</w:t>
             </w:r>
             <w:r>
               <w:rPr>
-                <w:sz w:val="24"/>
-                <w:szCs w:val="24"/>
+                <w:sz w:val="22"/>
               </w:rPr>
-              <w:t xml:space="preserve"> –</w:t>
+              <w:t xml:space="preserve"> -</w:t>
             </w:r>
           </w:p>
           <w:p>
             <w:pPr>
+              <w:tabs>
+                <w:tab w:val="left" w:pos="486"/>
+              </w:tabs>
               <w:spacing w:after="0" w:line="288" w:lineRule="auto"/>
-              <w:ind w:left="-120"/>
               <w:jc w:val="center"/>
               <w:rPr>
                 <w:rFonts w:eastAsia="Times New Roman" w:cs="Times New Roman"/>
                 <w:kern w:val="0"/>
-                <w:sz w:val="24"/>
-                <w:szCs w:val="24"/>
+                <w:sz w:val="22"/>
                 <w14:ligatures w14:val="none"/>
               </w:rPr>
             </w:pPr>
             <w:r>
               <w:rPr>
-                <w:sz w:val="24"/>
-                <w:szCs w:val="24"/>
+                <w:sz w:val="22"/>
               </w:rPr>
               <w:t>Cần Thơ</w:t>
             </w:r>
             <w:r>
               <w:rPr>
-                <w:sz w:val="24"/>
-                <w:szCs w:val="24"/>
+                <w:sz w:val="22"/>
               </w:rPr>
               <w:br/>
             </w:r>
@@ -132,15 +118,13 @@
               <w:rPr>
                 <w:b/>
                 <w:bCs/>
-                <w:sz w:val="24"/>
-                <w:szCs w:val="24"/>
+                <w:sz w:val="22"/>
               </w:rPr>
               <w:t>Sđt:</w:t>
             </w:r>
             <w:r>
               <w:rPr>
-                <w:sz w:val="24"/>
-                <w:szCs w:val="24"/>
+                <w:sz w:val="22"/>
               </w:rPr>
               <w:t xml:space="preserve"> 078 99999 67</w:t>
             </w:r>
@@ -148,18 +132,16 @@
         </w:tc>
         <w:tc>
           <w:tcPr>
-            <w:tcW w:w="4961" w:type="dxa"/>
+            <w:tcW w:w="3544" w:type="dxa"/>
           </w:tcPr>
           <w:p>
             <w:pPr>
               <w:spacing w:after="0" w:line="288" w:lineRule="auto"/>
-              <w:ind w:left="-111"/>
               <w:jc w:val="center"/>
               <w:rPr>
                 <w:rFonts w:eastAsia="Times New Roman" w:cs="Times New Roman"/>
                 <w:kern w:val="0"/>
-                <w:sz w:val="24"/>
-                <w:szCs w:val="24"/>
+                <w:sz w:val="22"/>
                 <w14:ligatures w14:val="none"/>
               </w:rPr>
             </w:pPr>
@@ -167,8 +149,7 @@
               <w:rPr>
                 <w:rFonts w:eastAsia="Times New Roman" w:cs="Times New Roman"/>
                 <w:kern w:val="0"/>
-                <w:sz w:val="24"/>
-                <w:szCs w:val="24"/>
+                <w:sz w:val="22"/>
                 <w14:ligatures w14:val="none"/>
               </w:rPr>
               <w:t>CỘNG HÒA XÃ HỘI CHỦ NGHĨA VIỆT NAM</w:t>
@@ -181,8 +162,7 @@
               <w:rPr>
                 <w:rFonts w:eastAsia="Times New Roman" w:cs="Times New Roman"/>
                 <w:kern w:val="0"/>
-                <w:sz w:val="24"/>
-                <w:szCs w:val="24"/>
+                <w:sz w:val="22"/>
                 <w14:ligatures w14:val="none"/>
               </w:rPr>
             </w:pPr>
@@ -190,8 +170,7 @@
               <w:rPr>
                 <w:rFonts w:eastAsia="Times New Roman" w:cs="Times New Roman"/>
                 <w:kern w:val="0"/>
-                <w:sz w:val="24"/>
-                <w:szCs w:val="24"/>
+                <w:sz w:val="22"/>
                 <w14:ligatures w14:val="none"/>
               </w:rPr>
               <w:t>Độc lập - Tự do - Hạnh phúc</w:t>
@@ -204,8 +183,7 @@
               <w:rPr>
                 <w:rFonts w:eastAsia="Times New Roman" w:cs="Times New Roman"/>
                 <w:kern w:val="0"/>
-                <w:sz w:val="24"/>
-                <w:szCs w:val="24"/>
+                <w:sz w:val="22"/>
                 <w14:ligatures w14:val="none"/>
               </w:rPr>
             </w:pPr>
@@ -213,8 +191,7 @@
               <w:rPr>
                 <w:rFonts w:eastAsia="Times New Roman" w:cs="Times New Roman"/>
                 <w:kern w:val="0"/>
-                <w:sz w:val="24"/>
-                <w:szCs w:val="24"/>
+                <w:sz w:val="22"/>
                 <w14:ligatures w14:val="none"/>
               </w:rPr>
               <w:t>Số: ………………../HĐCC</w:t>
@@ -225,144 +202,99 @@
     </w:tbl>
     <w:p>
       <w:pPr>
-        <w:spacing w:after="160" w:line="259" w:lineRule="auto"/>
+        <w:spacing w:after="0" w:line="288" w:lineRule="auto"/>
         <w:rPr>
           <w:rFonts w:eastAsia="Times New Roman" w:cs="Times New Roman"/>
           <w:kern w:val="0"/>
-          <w:sz w:val="24"/>
-          <w:szCs w:val="24"/>
+          <w:sz w:val="22"/>
           <w14:ligatures w14:val="none"/>
         </w:rPr>
       </w:pPr>
     </w:p>
     <w:p>
       <w:pPr>
-        <w:spacing w:after="0" w:line="312" w:lineRule="auto"/>
-        <w:rPr>
-          <w:sz w:val="24"/>
-          <w:szCs w:val="24"/>
+        <w:spacing w:after="0" w:line="288" w:lineRule="auto"/>
+        <w:rPr>
+          <w:sz w:val="22"/>
         </w:rPr>
       </w:pPr>
       <w:r>
         <w:rPr>
           <w:b/>
           <w:bCs/>
-          <w:sz w:val="24"/>
-          <w:szCs w:val="24"/>
+          <w:sz w:val="22"/>
         </w:rPr>
         <w:t>BÊN A</w:t>
       </w:r>
       <w:r>
         <w:rPr>
-          <w:sz w:val="24"/>
-          <w:szCs w:val="24"/>
+          <w:sz w:val="22"/>
         </w:rPr>
         <w:t xml:space="preserve"> (Bên nhận cầm đồ):</w:t>
       </w:r>
       <w:r>
         <w:rPr>
-          <w:sz w:val="24"/>
-          <w:szCs w:val="24"/>
-        </w:rPr>
-        <w:t xml:space="preserve"> </w:t>
-      </w:r>
-    </w:p>
-    <w:p>
-      <w:pPr>
-        <w:spacing w:after="0" w:line="312" w:lineRule="auto"/>
-        <w:rPr>
-          <w:sz w:val="24"/>
-          <w:szCs w:val="24"/>
-        </w:rPr>
-      </w:pPr>
-      <w:r>
-        <w:rPr>
-          <w:sz w:val="24"/>
-          <w:szCs w:val="24"/>
-        </w:rPr>
-        <w:t xml:space="preserve">Họ &amp; tên: </w:t>
+          <w:sz w:val="22"/>
+        </w:rPr>
+        <w:t xml:space="preserve"> Họ &amp; tên: </w:t>
       </w:r>
       <w:r>
         <w:rPr>
           <w:b/>
           <w:bCs/>
-          <w:sz w:val="24"/>
-          <w:szCs w:val="24"/>
+          <w:sz w:val="22"/>
         </w:rPr>
         <w:t>Lê Văn Linh</w:t>
       </w:r>
       <w:r>
         <w:rPr>
-          <w:sz w:val="24"/>
-          <w:szCs w:val="24"/>
+          <w:sz w:val="22"/>
         </w:rPr>
         <w:t xml:space="preserve"> </w:t>
       </w:r>
       <w:r>
         <w:rPr>
-          <w:sz w:val="24"/>
-          <w:szCs w:val="24"/>
+          <w:sz w:val="22"/>
         </w:rPr>
         <w:tab/>
       </w:r>
       <w:r>
         <w:rPr>
-          <w:sz w:val="24"/>
-          <w:szCs w:val="24"/>
+          <w:sz w:val="22"/>
         </w:rPr>
         <w:tab/>
       </w:r>
       <w:r>
         <w:rPr>
-          <w:sz w:val="24"/>
-          <w:szCs w:val="24"/>
-        </w:rPr>
-        <w:tab/>
-      </w:r>
-      <w:r>
-        <w:rPr>
-          <w:sz w:val="24"/>
-          <w:szCs w:val="24"/>
-        </w:rPr>
-        <w:tab/>
-      </w:r>
-      <w:r>
-        <w:rPr>
-          <w:sz w:val="24"/>
-          <w:szCs w:val="24"/>
-        </w:rPr>
-        <w:tab/>
+          <w:sz w:val="22"/>
+        </w:rPr>
         <w:t>Sinh năm: 1980</w:t>
       </w:r>
     </w:p>
     <w:p>
       <w:pPr>
-        <w:spacing w:after="0" w:line="312" w:lineRule="auto"/>
-        <w:rPr>
-          <w:sz w:val="24"/>
-          <w:szCs w:val="24"/>
-        </w:rPr>
-      </w:pPr>
-      <w:r>
-        <w:rPr>
-          <w:sz w:val="24"/>
-          <w:szCs w:val="24"/>
+        <w:spacing w:after="0" w:line="288" w:lineRule="auto"/>
+        <w:rPr>
+          <w:sz w:val="22"/>
+        </w:rPr>
+      </w:pPr>
+      <w:r>
+        <w:rPr>
+          <w:sz w:val="22"/>
         </w:rPr>
         <w:t>Nơi đăng ký kinh doanh: 06 Lê Anh Xuân - Ninh Kiều - Cần Thơ</w:t>
       </w:r>
     </w:p>
     <w:p>
       <w:pPr>
-        <w:spacing w:after="0" w:line="312" w:lineRule="auto"/>
-        <w:rPr>
-          <w:sz w:val="24"/>
-          <w:szCs w:val="24"/>
-        </w:rPr>
-      </w:pPr>
-      <w:r>
-        <w:rPr>
-          <w:sz w:val="24"/>
-          <w:szCs w:val="24"/>
+        <w:spacing w:after="0" w:line="288" w:lineRule="auto"/>
+        <w:rPr>
+          <w:sz w:val="22"/>
+        </w:rPr>
+      </w:pPr>
+      <w:r>
+        <w:rPr>
+          <w:sz w:val="22"/>
         </w:rPr>
         <w:t xml:space="preserve">Là đại diện cơ sở: Dịch vụ cầm đồ </w:t>
       </w:r>
@@ -370,161 +302,99 @@
         <w:rPr>
           <w:b/>
           <w:bCs/>
-          <w:sz w:val="24"/>
-          <w:szCs w:val="24"/>
+          <w:sz w:val="22"/>
         </w:rPr>
         <w:t>MR.LINH</w:t>
       </w:r>
     </w:p>
     <w:p>
       <w:pPr>
-        <w:spacing w:after="0" w:line="312" w:lineRule="auto"/>
+        <w:spacing w:after="0" w:line="288" w:lineRule="auto"/>
         <w:jc w:val="center"/>
         <w:rPr>
-          <w:sz w:val="24"/>
-          <w:szCs w:val="24"/>
-        </w:rPr>
-      </w:pPr>
-      <w:r>
-        <w:rPr>
-          <w:sz w:val="24"/>
-          <w:szCs w:val="24"/>
+          <w:sz w:val="22"/>
+        </w:rPr>
+      </w:pPr>
+      <w:r>
+        <w:rPr>
+          <w:sz w:val="22"/>
         </w:rPr>
         <w:t>Giấy chứng nhận ĐKKD số: 57A8033389</w:t>
       </w:r>
     </w:p>
     <w:p>
       <w:pPr>
-        <w:spacing w:after="0" w:line="312" w:lineRule="auto"/>
-        <w:rPr>
-          <w:sz w:val="24"/>
-          <w:szCs w:val="24"/>
+        <w:spacing w:after="0" w:line="288" w:lineRule="auto"/>
+        <w:rPr>
+          <w:sz w:val="22"/>
         </w:rPr>
       </w:pPr>
       <w:r>
         <w:rPr>
           <w:b/>
           <w:bCs/>
-          <w:sz w:val="24"/>
-          <w:szCs w:val="24"/>
+          <w:sz w:val="22"/>
         </w:rPr>
         <w:t>BÊN B</w:t>
       </w:r>
       <w:r>
         <w:rPr>
-          <w:sz w:val="24"/>
-          <w:szCs w:val="24"/>
-        </w:rPr>
-        <w:t xml:space="preserve"> (Bên cầm cố): </w:t>
-      </w:r>
-    </w:p>
-    <w:p>
-      <w:pPr>
-        <w:spacing w:after="0" w:line="312" w:lineRule="auto"/>
+          <w:sz w:val="22"/>
+        </w:rPr>
+        <w:t xml:space="preserve"> (Bên cầm cố): Họ &amp; tên: </w:t>
+      </w:r>
+      <w:r>
         <w:rPr>
           <w:rFonts w:eastAsia="Times New Roman" w:cs="Times New Roman"/>
           <w:kern w:val="0"/>
-          <w:sz w:val="24"/>
-          <w:szCs w:val="24"/>
+          <w:sz w:val="22"/>
           <w14:ligatures w14:val="none"/>
         </w:rPr>
-      </w:pPr>
-      <w:r>
-        <w:rPr>
-          <w:sz w:val="24"/>
-          <w:szCs w:val="24"/>
-        </w:rPr>
-        <w:t xml:space="preserve">Họ &amp; tên: </w:t>
+        <w:t xml:space="preserve">${ho_ten} </w:t>
       </w:r>
       <w:r>
         <w:rPr>
           <w:rFonts w:eastAsia="Times New Roman" w:cs="Times New Roman"/>
           <w:kern w:val="0"/>
-          <w:sz w:val="24"/>
-          <w:szCs w:val="24"/>
+          <w:sz w:val="22"/>
           <w14:ligatures w14:val="none"/>
         </w:rPr>
-        <w:t xml:space="preserve">${ho_ten} </w:t>
+        <w:tab/>
+      </w:r>
+      <w:r>
+        <w:rPr>
+          <w:sz w:val="22"/>
+        </w:rPr>
+        <w:t xml:space="preserve">Sinh năm: </w:t>
       </w:r>
       <w:r>
         <w:rPr>
           <w:rFonts w:eastAsia="Times New Roman" w:cs="Times New Roman"/>
           <w:kern w:val="0"/>
-          <w:sz w:val="24"/>
-          <w:szCs w:val="24"/>
+          <w:sz w:val="22"/>
           <w14:ligatures w14:val="none"/>
         </w:rPr>
-        <w:tab/>
+        <w:t>${nam_sinh}</w:t>
+      </w:r>
+    </w:p>
+    <w:p>
+      <w:pPr>
+        <w:spacing w:after="0" w:line="288" w:lineRule="auto"/>
+        <w:rPr>
+          <w:sz w:val="22"/>
+        </w:rPr>
+      </w:pPr>
+      <w:r>
+        <w:rPr>
+          <w:sz w:val="22"/>
+        </w:rPr>
+        <w:t xml:space="preserve">Số điện thoại: </w:t>
       </w:r>
       <w:r>
         <w:rPr>
           <w:rFonts w:eastAsia="Times New Roman" w:cs="Times New Roman"/>
           <w:kern w:val="0"/>
-          <w:sz w:val="24"/>
-          <w:szCs w:val="24"/>
-          <w14:ligatures w14:val="none"/>
-        </w:rPr>
-        <w:tab/>
-      </w:r>
-      <w:r>
-        <w:rPr>
-          <w:rFonts w:eastAsia="Times New Roman" w:cs="Times New Roman"/>
-          <w:kern w:val="0"/>
-          <w:sz w:val="24"/>
-          <w:szCs w:val="24"/>
-          <w14:ligatures w14:val="none"/>
-        </w:rPr>
-        <w:tab/>
-      </w:r>
-      <w:r>
-        <w:rPr>
-          <w:rFonts w:eastAsia="Times New Roman" w:cs="Times New Roman"/>
-          <w:kern w:val="0"/>
-          <w:sz w:val="24"/>
-          <w:szCs w:val="24"/>
-          <w14:ligatures w14:val="none"/>
-        </w:rPr>
-        <w:tab/>
-      </w:r>
-      <w:r>
-        <w:rPr>
-          <w:sz w:val="24"/>
-          <w:szCs w:val="24"/>
-        </w:rPr>
-        <w:t xml:space="preserve">Sinh năm: </w:t>
-      </w:r>
-      <w:r>
-        <w:rPr>
-          <w:rFonts w:eastAsia="Times New Roman" w:cs="Times New Roman"/>
-          <w:kern w:val="0"/>
-          <w:sz w:val="24"/>
-          <w:szCs w:val="24"/>
-          <w14:ligatures w14:val="none"/>
-        </w:rPr>
-        <w:t>${nam_sinh}</w:t>
-      </w:r>
-    </w:p>
-    <w:p>
-      <w:pPr>
-        <w:spacing w:after="0" w:line="312" w:lineRule="auto"/>
-        <w:rPr>
-          <w:sz w:val="24"/>
-          <w:szCs w:val="24"/>
-        </w:rPr>
-      </w:pPr>
-      <w:r>
-        <w:rPr>
-          <w:sz w:val="24"/>
-          <w:szCs w:val="24"/>
-        </w:rPr>
-        <w:t xml:space="preserve">Số điện thoại: </w:t>
-      </w:r>
-      <w:r>
-        <w:rPr>
-          <w:rFonts w:eastAsia="Times New Roman" w:cs="Times New Roman"/>
-          <w:kern w:val="0"/>
-          <w:sz w:val="24"/>
-          <w:szCs w:val="24"/>
+          <w:sz w:val="22"/>
           <w14:ligatures w14:val="none"/>
         </w:rPr>
         <w:t>${so_dt}</w:t>
@@ -550,26 +420,23 @@
           <w:tab w:val="left" w:pos="13740"/>
           <w:tab w:val="left" w:pos="14656"/>
         </w:tabs>
-        <w:spacing w:after="0" w:line="312" w:lineRule="auto"/>
+        <w:spacing w:after="0" w:line="288" w:lineRule="auto"/>
         <w:rPr>
           <w:rFonts w:eastAsia="Times New Roman" w:cs="Times New Roman"/>
           <w:kern w:val="0"/>
-          <w:sz w:val="24"/>
-          <w:szCs w:val="24"/>
+          <w:sz w:val="22"/>
           <w14:ligatures w14:val="none"/>
         </w:rPr>
       </w:pPr>
       <w:r>
         <w:rPr>
-          <w:sz w:val="24"/>
-          <w:szCs w:val="24"/>
+          <w:sz w:val="22"/>
         </w:rPr>
         <w:t>CCCD số:</w:t>
       </w:r>
       <w:r>
         <w:rPr>
-          <w:sz w:val="24"/>
-          <w:szCs w:val="24"/>
+          <w:sz w:val="22"/>
         </w:rPr>
         <w:t xml:space="preserve"> </w:t>
       </w:r>
@@ -577,8 +444,7 @@
         <w:rPr>
           <w:rFonts w:eastAsia="Times New Roman" w:cs="Times New Roman"/>
           <w:kern w:val="0"/>
-          <w:sz w:val="24"/>
-          <w:szCs w:val="24"/>
+          <w:sz w:val="22"/>
           <w14:ligatures w14:val="none"/>
         </w:rPr>
         <w:t xml:space="preserve">${cccd_so} </w:t>
@@ -587,8 +453,7 @@
         <w:rPr>
           <w:rFonts w:eastAsia="Times New Roman" w:cs="Times New Roman"/>
           <w:kern w:val="0"/>
-          <w:sz w:val="24"/>
-          <w:szCs w:val="24"/>
+          <w:sz w:val="22"/>
           <w14:ligatures w14:val="none"/>
         </w:rPr>
         <w:tab/>
@@ -597,34 +462,49 @@
         <w:rPr>
           <w:rFonts w:eastAsia="Times New Roman" w:cs="Times New Roman"/>
           <w:kern w:val="0"/>
-          <w:sz w:val="24"/>
-          <w:szCs w:val="24"/>
+          <w:sz w:val="22"/>
           <w14:ligatures w14:val="none"/>
         </w:rPr>
         <w:tab/>
+      </w:r>
+      <w:r>
+        <w:rPr>
+          <w:sz w:val="22"/>
+        </w:rPr>
+        <w:t>Cấp ngày:</w:t>
+      </w:r>
+      <w:r>
+        <w:rPr>
+          <w:sz w:val="22"/>
+        </w:rPr>
+        <w:t xml:space="preserve"> </w:t>
       </w:r>
       <w:r>
         <w:rPr>
           <w:rFonts w:eastAsia="Times New Roman" w:cs="Times New Roman"/>
           <w:kern w:val="0"/>
-          <w:sz w:val="24"/>
-          <w:szCs w:val="24"/>
+          <w:sz w:val="22"/>
           <w14:ligatures w14:val="none"/>
         </w:rPr>
-        <w:tab/>
-        <w:t xml:space="preserve">        </w:t>
-      </w:r>
-      <w:r>
-        <w:rPr>
-          <w:sz w:val="24"/>
-          <w:szCs w:val="24"/>
-        </w:rPr>
-        <w:t>Cấp ngày:</w:t>
-      </w:r>
-      <w:r>
-        <w:rPr>
-          <w:sz w:val="24"/>
-          <w:szCs w:val="24"/>
+        <w:t>${ngay_cap}</w:t>
+      </w:r>
+    </w:p>
+    <w:p>
+      <w:pPr>
+        <w:spacing w:after="0" w:line="288" w:lineRule="auto"/>
+        <w:rPr>
+          <w:sz w:val="22"/>
+        </w:rPr>
+      </w:pPr>
+      <w:r>
+        <w:rPr>
+          <w:sz w:val="22"/>
+        </w:rPr>
+        <w:t>Nơi cấp:</w:t>
+      </w:r>
+      <w:r>
+        <w:rPr>
+          <w:sz w:val="22"/>
         </w:rPr>
         <w:t xml:space="preserve"> </w:t>
       </w:r>
@@ -632,287 +512,224 @@
         <w:rPr>
           <w:rFonts w:eastAsia="Times New Roman" w:cs="Times New Roman"/>
           <w:kern w:val="0"/>
-          <w:sz w:val="24"/>
-          <w:szCs w:val="24"/>
+          <w:sz w:val="22"/>
           <w14:ligatures w14:val="none"/>
         </w:rPr>
-        <w:t>${ngay_cap}</w:t>
-      </w:r>
-    </w:p>
-    <w:p>
-      <w:pPr>
-        <w:spacing w:after="0" w:line="312" w:lineRule="auto"/>
-        <w:rPr>
-          <w:sz w:val="24"/>
-          <w:szCs w:val="24"/>
-        </w:rPr>
-      </w:pPr>
-      <w:r>
-        <w:rPr>
-          <w:sz w:val="24"/>
-          <w:szCs w:val="24"/>
-        </w:rPr>
-        <w:t>Nơi cấp:</w:t>
-      </w:r>
-      <w:r>
-        <w:rPr>
-          <w:sz w:val="24"/>
-          <w:szCs w:val="24"/>
-        </w:rPr>
-        <w:t xml:space="preserve"> </w:t>
-      </w:r>
-      <w:r>
+        <w:t>${noi_cap}</w:t>
+      </w:r>
+    </w:p>
+    <w:p>
+      <w:pPr>
+        <w:spacing w:after="0" w:line="288" w:lineRule="auto"/>
         <w:rPr>
           <w:rFonts w:eastAsia="Times New Roman" w:cs="Times New Roman"/>
           <w:kern w:val="0"/>
-          <w:sz w:val="24"/>
-          <w:szCs w:val="24"/>
+          <w:sz w:val="22"/>
           <w14:ligatures w14:val="none"/>
         </w:rPr>
-        <w:t>${noi_cap}</w:t>
-      </w:r>
-    </w:p>
-    <w:p>
-      <w:pPr>
-        <w:spacing w:after="0" w:line="312" w:lineRule="auto"/>
+      </w:pPr>
+      <w:r>
+        <w:rPr>
+          <w:sz w:val="22"/>
+        </w:rPr>
+        <w:t>Nơi ĐKTT:</w:t>
+      </w:r>
+      <w:r>
+        <w:rPr>
+          <w:sz w:val="22"/>
+        </w:rPr>
+        <w:t xml:space="preserve"> </w:t>
+      </w:r>
+      <w:r>
         <w:rPr>
           <w:rFonts w:eastAsia="Times New Roman" w:cs="Times New Roman"/>
           <w:kern w:val="0"/>
-          <w:sz w:val="24"/>
-          <w:szCs w:val="24"/>
+          <w:sz w:val="22"/>
           <w14:ligatures w14:val="none"/>
         </w:rPr>
-      </w:pPr>
-      <w:r>
-        <w:rPr>
-          <w:sz w:val="24"/>
-          <w:szCs w:val="24"/>
-        </w:rPr>
-        <w:t>Nơi ĐKTT:</w:t>
-      </w:r>
-      <w:r>
-        <w:rPr>
-          <w:sz w:val="24"/>
-          <w:szCs w:val="24"/>
+        <w:t>${noi_dktt}</w:t>
+      </w:r>
+    </w:p>
+    <w:p>
+      <w:pPr>
+        <w:spacing w:after="0" w:line="288" w:lineRule="auto"/>
+        <w:rPr>
+          <w:sz w:val="22"/>
+        </w:rPr>
+      </w:pPr>
+      <w:r>
+        <w:rPr>
+          <w:b/>
+          <w:bCs/>
+          <w:sz w:val="22"/>
+        </w:rPr>
+        <w:t>HAI BÊN THỐNG NHẤT CÁC ĐIỀU KIỆN ĐƯỢC THỎA THUẬN DƯỚI ĐÂY:</w:t>
+      </w:r>
+      <w:r>
+        <w:rPr>
+          <w:sz w:val="22"/>
         </w:rPr>
         <w:t xml:space="preserve"> </w:t>
+      </w:r>
+      <w:r>
+        <w:rPr>
+          <w:b/>
+          <w:bCs/>
+          <w:sz w:val="22"/>
+        </w:rPr>
+        <w:t>Bên B</w:t>
+      </w:r>
+      <w:r>
+        <w:rPr>
+          <w:sz w:val="22"/>
+        </w:rPr>
+        <w:t xml:space="preserve"> cam kết tài sản đem cầm cố cho </w:t>
+      </w:r>
+      <w:r>
+        <w:rPr>
+          <w:b/>
+          <w:bCs/>
+          <w:sz w:val="22"/>
+        </w:rPr>
+        <w:t>Bên A</w:t>
+      </w:r>
+      <w:r>
+        <w:rPr>
+          <w:sz w:val="22"/>
+        </w:rPr>
+        <w:t xml:space="preserve"> là hợp pháp và không tranh chấp gồm có:</w:t>
+      </w:r>
+    </w:p>
+    <w:p>
+      <w:pPr>
+        <w:spacing w:after="0" w:line="288" w:lineRule="auto"/>
+        <w:rPr>
+          <w:sz w:val="22"/>
+        </w:rPr>
+      </w:pPr>
+      <w:r>
+        <w:rPr>
+          <w:sz w:val="22"/>
+        </w:rPr>
+        <w:t xml:space="preserve">Tên tài sản cầm cố: </w:t>
       </w:r>
       <w:r>
         <w:rPr>
           <w:rFonts w:eastAsia="Times New Roman" w:cs="Times New Roman"/>
           <w:kern w:val="0"/>
-          <w:sz w:val="24"/>
-          <w:szCs w:val="24"/>
+          <w:sz w:val="22"/>
           <w14:ligatures w14:val="none"/>
         </w:rPr>
-        <w:t>${noi_dktt}</w:t>
-      </w:r>
-    </w:p>
-    <w:p>
-      <w:pPr>
-        <w:spacing w:after="0" w:line="312" w:lineRule="auto"/>
-        <w:rPr>
-          <w:sz w:val="24"/>
-          <w:szCs w:val="24"/>
-        </w:rPr>
-      </w:pPr>
-      <w:r>
+        <w:t>${ten_tai_san}</w:t>
+      </w:r>
+    </w:p>
+    <w:p>
+      <w:pPr>
+        <w:spacing w:after="0" w:line="288" w:lineRule="auto"/>
+        <w:rPr>
+          <w:sz w:val="22"/>
+        </w:rPr>
+      </w:pPr>
+      <w:r>
+        <w:rPr>
+          <w:sz w:val="22"/>
+        </w:rPr>
+        <w:t xml:space="preserve">Số tiền cầm: </w:t>
+      </w:r>
+      <w:r>
+        <w:rPr>
+          <w:rFonts w:eastAsia="Times New Roman" w:cs="Times New Roman"/>
+          <w:kern w:val="0"/>
+          <w:sz w:val="22"/>
+          <w14:ligatures w14:val="none"/>
+        </w:rPr>
+        <w:t>${so_tien}</w:t>
+      </w:r>
+    </w:p>
+    <w:p>
+      <w:pPr>
+        <w:spacing w:after="0" w:line="288" w:lineRule="auto"/>
+        <w:rPr>
+          <w:sz w:val="22"/>
+        </w:rPr>
+      </w:pPr>
+      <w:r>
+        <w:rPr>
+          <w:sz w:val="22"/>
+        </w:rPr>
+        <w:t xml:space="preserve">Bằng chữ: </w:t>
+      </w:r>
+      <w:r>
+        <w:rPr>
+          <w:rFonts w:eastAsia="Times New Roman" w:cs="Times New Roman"/>
+          <w:kern w:val="0"/>
+          <w:sz w:val="22"/>
+          <w14:ligatures w14:val="none"/>
+        </w:rPr>
+        <w:t>${bang_chu}</w:t>
+      </w:r>
+    </w:p>
+    <w:p>
+      <w:pPr>
+        <w:spacing w:after="0" w:line="288" w:lineRule="auto"/>
+        <w:rPr>
+          <w:rFonts w:eastAsia="Times New Roman" w:cs="Times New Roman"/>
+          <w:kern w:val="0"/>
+          <w:sz w:val="22"/>
+          <w14:ligatures w14:val="none"/>
+        </w:rPr>
+      </w:pPr>
+      <w:r>
+        <w:rPr>
+          <w:sz w:val="22"/>
+        </w:rPr>
+        <w:t>Thời điểm cầm cố tài sản vào lúc:</w:t>
+      </w:r>
+      <w:r>
+        <w:rPr>
+          <w:sz w:val="22"/>
+        </w:rPr>
+        <w:t xml:space="preserve"> </w:t>
+      </w:r>
+      <w:r>
+        <w:rPr>
+          <w:rFonts w:eastAsia="Times New Roman" w:cs="Times New Roman"/>
+          <w:kern w:val="0"/>
+          <w:sz w:val="22"/>
+          <w14:ligatures w14:val="none"/>
+        </w:rPr>
+        <w:t>${gio} giờ ${phut} phút -</w:t>
+      </w:r>
+      <w:r>
+        <w:rPr>
+          <w:sz w:val="22"/>
+        </w:rPr>
+        <w:t xml:space="preserve"> </w:t>
+      </w:r>
+      <w:r>
+        <w:rPr>
+          <w:rFonts w:eastAsia="Times New Roman" w:cs="Times New Roman"/>
+          <w:kern w:val="0"/>
+          <w:sz w:val="22"/>
+          <w14:ligatures w14:val="none"/>
+        </w:rPr>
+        <w:t>${ngay_cam_full}</w:t>
+      </w:r>
+    </w:p>
+    <w:p>
+      <w:pPr>
+        <w:spacing w:after="0" w:line="288" w:lineRule="auto"/>
         <w:rPr>
           <w:b/>
           <w:bCs/>
-          <w:sz w:val="24"/>
-          <w:szCs w:val="24"/>
-        </w:rPr>
-        <w:t>HAI BÊN THỐNG NHẤT CÁC ĐIỀU KIỆN ĐƯỢC THỎA THUẬN DƯỚI ĐÂY:</w:t>
-      </w:r>
-      <w:r>
-        <w:rPr>
-          <w:sz w:val="24"/>
-          <w:szCs w:val="24"/>
-        </w:rPr>
-        <w:t xml:space="preserve"> </w:t>
-      </w:r>
+          <w:sz w:val="22"/>
+        </w:rPr>
+      </w:pPr>
       <w:r>
         <w:rPr>
           <w:b/>
           <w:bCs/>
-          <w:sz w:val="24"/>
-          <w:szCs w:val="24"/>
-        </w:rPr>
-        <w:t>Bên B</w:t>
-      </w:r>
-      <w:r>
-        <w:rPr>
-          <w:sz w:val="24"/>
-          <w:szCs w:val="24"/>
-        </w:rPr>
-        <w:t xml:space="preserve"> cam kết tài sản đem cầm cố cho </w:t>
-      </w:r>
-      <w:r>
-        <w:rPr>
-          <w:b/>
-          <w:bCs/>
-          <w:sz w:val="24"/>
-          <w:szCs w:val="24"/>
-        </w:rPr>
-        <w:t>Bên A</w:t>
-      </w:r>
-      <w:r>
-        <w:rPr>
-          <w:sz w:val="24"/>
-          <w:szCs w:val="24"/>
-        </w:rPr>
-        <w:t xml:space="preserve"> là hợp pháp và không tranh chấp gồm có:</w:t>
-      </w:r>
-    </w:p>
-    <w:p>
-      <w:pPr>
-        <w:spacing w:after="0" w:line="312" w:lineRule="auto"/>
-        <w:rPr>
-          <w:sz w:val="24"/>
-          <w:szCs w:val="24"/>
-        </w:rPr>
-      </w:pPr>
-      <w:r>
-        <w:rPr>
-          <w:sz w:val="24"/>
-          <w:szCs w:val="24"/>
-        </w:rPr>
-        <w:t xml:space="preserve">Tên tài sản cầm cố: </w:t>
-      </w:r>
-      <w:r>
-        <w:rPr>
-          <w:rFonts w:eastAsia="Times New Roman" w:cs="Times New Roman"/>
-          <w:kern w:val="0"/>
-          <w:sz w:val="24"/>
-          <w:szCs w:val="24"/>
-          <w14:ligatures w14:val="none"/>
-        </w:rPr>
-        <w:t>${ten_tai_san}</w:t>
-      </w:r>
-    </w:p>
-    <w:p>
-      <w:pPr>
-        <w:spacing w:after="0" w:line="312" w:lineRule="auto"/>
-        <w:rPr>
-          <w:sz w:val="24"/>
-          <w:szCs w:val="24"/>
-        </w:rPr>
-      </w:pPr>
-      <w:r>
-        <w:rPr>
-          <w:sz w:val="24"/>
-          <w:szCs w:val="24"/>
-        </w:rPr>
-        <w:t xml:space="preserve">Số tiền cầm: </w:t>
-      </w:r>
-      <w:r>
-        <w:rPr>
-          <w:rFonts w:eastAsia="Times New Roman" w:cs="Times New Roman"/>
-          <w:kern w:val="0"/>
-          <w:sz w:val="24"/>
-          <w:szCs w:val="24"/>
-          <w14:ligatures w14:val="none"/>
-        </w:rPr>
-        <w:t>${so_tien}</w:t>
-      </w:r>
-    </w:p>
-    <w:p>
-      <w:pPr>
-        <w:spacing w:after="0" w:line="312" w:lineRule="auto"/>
-        <w:rPr>
-          <w:sz w:val="24"/>
-          <w:szCs w:val="24"/>
-        </w:rPr>
-      </w:pPr>
-      <w:r>
-        <w:rPr>
-          <w:sz w:val="24"/>
-          <w:szCs w:val="24"/>
-        </w:rPr>
-        <w:t xml:space="preserve">Bằng chữ: </w:t>
-      </w:r>
-      <w:r>
-        <w:rPr>
-          <w:rFonts w:eastAsia="Times New Roman" w:cs="Times New Roman"/>
-          <w:kern w:val="0"/>
-          <w:sz w:val="24"/>
-          <w:szCs w:val="24"/>
-          <w14:ligatures w14:val="none"/>
-        </w:rPr>
-        <w:t>${bang_chu}</w:t>
-      </w:r>
-    </w:p>
-    <w:p>
-      <w:pPr>
-        <w:spacing w:after="0" w:line="312" w:lineRule="auto"/>
-        <w:rPr>
-          <w:rFonts w:eastAsia="Times New Roman" w:cs="Times New Roman"/>
-          <w:kern w:val="0"/>
-          <w:sz w:val="24"/>
-          <w:szCs w:val="24"/>
-          <w14:ligatures w14:val="none"/>
-        </w:rPr>
-      </w:pPr>
-      <w:r>
-        <w:rPr>
-          <w:sz w:val="24"/>
-          <w:szCs w:val="24"/>
-        </w:rPr>
-        <w:t>Thời điểm cầm cố tài sản vào lúc:</w:t>
-      </w:r>
-      <w:r>
-        <w:rPr>
-          <w:sz w:val="24"/>
-          <w:szCs w:val="24"/>
-        </w:rPr>
-        <w:t xml:space="preserve"> </w:t>
-      </w:r>
-      <w:r>
-        <w:rPr>
-          <w:rFonts w:eastAsia="Times New Roman" w:cs="Times New Roman"/>
-          <w:kern w:val="0"/>
-          <w:sz w:val="24"/>
-          <w:szCs w:val="24"/>
-          <w14:ligatures w14:val="none"/>
-        </w:rPr>
-        <w:t>${gio} giờ ${phut} phút -</w:t>
-      </w:r>
-      <w:r>
-        <w:rPr>
-          <w:sz w:val="24"/>
-          <w:szCs w:val="24"/>
-        </w:rPr>
-        <w:t xml:space="preserve"> </w:t>
-      </w:r>
-      <w:r>
-        <w:rPr>
-          <w:rFonts w:eastAsia="Times New Roman" w:cs="Times New Roman"/>
-          <w:kern w:val="0"/>
-          <w:sz w:val="24"/>
-          <w:szCs w:val="24"/>
-          <w14:ligatures w14:val="none"/>
-        </w:rPr>
-        <w:t>${ngay_cam_full}</w:t>
-      </w:r>
-    </w:p>
-    <w:p>
-      <w:pPr>
-        <w:spacing w:after="0" w:line="312" w:lineRule="auto"/>
-        <w:jc w:val="center"/>
-        <w:rPr>
-          <w:b/>
-          <w:bCs/>
-          <w:sz w:val="24"/>
-          <w:szCs w:val="24"/>
-        </w:rPr>
-      </w:pPr>
-      <w:r>
-        <w:rPr>
-          <w:b/>
-          <w:bCs/>
-          <w:sz w:val="24"/>
-          <w:szCs w:val="24"/>
+          <w:sz w:val="22"/>
         </w:rPr>
         <w:t>THỜI GIAN GIA HẠN HỢP ĐỒNG CẦM CỐ:</w:t>
       </w:r>
@@ -937,13 +754,11 @@
           <w:tab w:val="left" w:pos="13740"/>
           <w:tab w:val="left" w:pos="14656"/>
         </w:tabs>
-        <w:spacing w:after="0" w:line="312" w:lineRule="auto"/>
-        <w:jc w:val="left"/>
+        <w:spacing w:after="0" w:line="288" w:lineRule="auto"/>
         <w:rPr>
           <w:rFonts w:eastAsia="Times New Roman" w:cs="Times New Roman"/>
           <w:kern w:val="0"/>
-          <w:sz w:val="24"/>
-          <w:szCs w:val="24"/>
+          <w:sz w:val="22"/>
           <w14:ligatures w14:val="none"/>
         </w:rPr>
       </w:pPr>
@@ -951,77 +766,98 @@
         <w:rPr>
           <w:rFonts w:eastAsia="Times New Roman" w:cs="Times New Roman"/>
           <w:kern w:val="0"/>
-          <w:sz w:val="24"/>
-          <w:szCs w:val="24"/>
+          <w:sz w:val="22"/>
           <w14:ligatures w14:val="none"/>
         </w:rPr>
         <w:t>Kỳ gia hạn 1: ${ky_1}</w:t>
       </w:r>
-    </w:p>
-    <w:p>
-      <w:pPr>
-        <w:tabs>
-          <w:tab w:val="left" w:pos="916"/>
-          <w:tab w:val="left" w:pos="1832"/>
-          <w:tab w:val="left" w:pos="2748"/>
-          <w:tab w:val="left" w:pos="3664"/>
-          <w:tab w:val="left" w:pos="4580"/>
-          <w:tab w:val="left" w:pos="5496"/>
-          <w:tab w:val="left" w:pos="6412"/>
-          <w:tab w:val="left" w:pos="7328"/>
-          <w:tab w:val="left" w:pos="8244"/>
-          <w:tab w:val="left" w:pos="9160"/>
-          <w:tab w:val="left" w:pos="10076"/>
-          <w:tab w:val="left" w:pos="10992"/>
-          <w:tab w:val="left" w:pos="11908"/>
-          <w:tab w:val="left" w:pos="12824"/>
-          <w:tab w:val="left" w:pos="13740"/>
-          <w:tab w:val="left" w:pos="14656"/>
-        </w:tabs>
-        <w:spacing w:after="0" w:line="312" w:lineRule="auto"/>
-        <w:jc w:val="left"/>
+      <w:r>
         <w:rPr>
           <w:rFonts w:eastAsia="Times New Roman" w:cs="Times New Roman"/>
           <w:kern w:val="0"/>
-          <w:sz w:val="24"/>
-          <w:szCs w:val="24"/>
+          <w:sz w:val="22"/>
           <w14:ligatures w14:val="none"/>
         </w:rPr>
-      </w:pPr>
+        <w:tab/>
+      </w:r>
       <w:r>
         <w:rPr>
           <w:rFonts w:eastAsia="Times New Roman" w:cs="Times New Roman"/>
           <w:kern w:val="0"/>
-          <w:sz w:val="24"/>
-          <w:szCs w:val="24"/>
+          <w:sz w:val="22"/>
           <w14:ligatures w14:val="none"/>
         </w:rPr>
+        <w:tab/>
+      </w:r>
+      <w:r>
+        <w:rPr>
+          <w:rFonts w:eastAsia="Times New Roman" w:cs="Times New Roman"/>
+          <w:kern w:val="0"/>
+          <w:sz w:val="22"/>
+          <w14:ligatures w14:val="none"/>
+        </w:rPr>
         <w:t>Kỳ gia hạn 2: ${ky_2}</w:t>
       </w:r>
     </w:p>
     <w:p>
       <w:pPr>
-        <w:spacing w:after="0" w:line="312" w:lineRule="auto"/>
+        <w:spacing w:after="0" w:line="288" w:lineRule="auto"/>
+        <w:rPr>
+          <w:sz w:val="22"/>
+        </w:rPr>
       </w:pPr>
       <w:r>
         <w:rPr>
           <w:b/>
           <w:bCs/>
+          <w:sz w:val="22"/>
         </w:rPr>
         <w:t>LƯU Ý:</w:t>
       </w:r>
       <w:r>
-        <w:t xml:space="preserve"> Thời hạn hợp đồng là 30 ngày kể từ ngày ký. Lãi suất quy định: 2.5%/tháng đối với trường hợp chuộc trước hạn (dưới 30 ngày) và 2%/tháng đối với trường hợp đủ tháng.</w:t>
-      </w:r>
-    </w:p>
-    <w:p>
-      <w:pPr>
-        <w:spacing w:after="0" w:line="312" w:lineRule="auto"/>
-        <w:rPr>
-          <w:sz w:val="24"/>
-          <w:szCs w:val="24"/>
-        </w:rPr>
-      </w:pPr>
+        <w:rPr>
+          <w:sz w:val="22"/>
+        </w:rPr>
+        <w:t xml:space="preserve"> Thời hạn hợp đồng là 30 ngày kể từ ngày ký. Lãi suất quy định:</w:t>
+      </w:r>
+    </w:p>
+    <w:p>
+      <w:pPr>
+        <w:pStyle w:val="ListParagraph"/>
+        <w:numPr>
+          <w:ilvl w:val="0"/>
+          <w:numId w:val="4"/>
+        </w:numPr>
+        <w:spacing w:after="0" w:line="288" w:lineRule="auto"/>
+        <w:rPr>
+          <w:sz w:val="22"/>
+        </w:rPr>
+      </w:pPr>
+      <w:r>
+        <w:rPr>
+          <w:sz w:val="22"/>
+        </w:rPr>
+        <w:t>Trường hợp không đủ tháng áp dụng lãi suất 2,5%/tháng</w:t>
+      </w:r>
+    </w:p>
+    <w:p>
+      <w:pPr>
+        <w:pStyle w:val="ListParagraph"/>
+        <w:numPr>
+          <w:ilvl w:val="0"/>
+          <w:numId w:val="4"/>
+        </w:numPr>
+        <w:spacing w:after="0" w:line="288" w:lineRule="auto"/>
+        <w:rPr>
+          <w:sz w:val="22"/>
+        </w:rPr>
+      </w:pPr>
+      <w:r>
+        <w:rPr>
+          <w:sz w:val="22"/>
+        </w:rPr>
+        <w:t>Đủ tháng 2%</w:t>
+      </w:r>
     </w:p>
     <w:tbl>
       <w:tblPr>
@@ -1038,8 +874,8 @@
         <w:tblLook w:val="04A0" w:firstRow="1" w:lastRow="0" w:firstColumn="1" w:lastColumn="0" w:noHBand="0" w:noVBand="1"/>
       </w:tblPr>
       <w:tblGrid>
-        <w:gridCol w:w="4531"/>
-        <w:gridCol w:w="4531"/>
+        <w:gridCol w:w="3614"/>
+        <w:gridCol w:w="3643"/>
       </w:tblGrid>
       <w:tr>
         <w:trPr>
@@ -1052,20 +888,17 @@
           <w:p>
             <w:pPr>
               <w:spacing w:after="0" w:line="288" w:lineRule="auto"/>
-              <w:jc w:val="center"/>
               <w:rPr>
                 <w:b/>
                 <w:bCs/>
-                <w:sz w:val="24"/>
-                <w:szCs w:val="24"/>
+                <w:sz w:val="22"/>
               </w:rPr>
             </w:pPr>
             <w:r>
               <w:rPr>
                 <w:b/>
                 <w:bCs/>
-                <w:sz w:val="24"/>
-                <w:szCs w:val="24"/>
+                <w:sz w:val="22"/>
               </w:rPr>
               <w:t>BÊN CẦM CỐ (BÊN B)</w:t>
             </w:r>
@@ -1073,16 +906,13 @@
           <w:p>
             <w:pPr>
               <w:spacing w:after="0" w:line="288" w:lineRule="auto"/>
-              <w:jc w:val="center"/>
               <w:rPr>
-                <w:sz w:val="24"/>
-                <w:szCs w:val="24"/>
+                <w:sz w:val="22"/>
               </w:rPr>
             </w:pPr>
             <w:r>
               <w:rPr>
-                <w:sz w:val="24"/>
-                <w:szCs w:val="24"/>
+                <w:sz w:val="22"/>
               </w:rPr>
               <w:t>(Ký và ghi rõ họ tên)</w:t>
             </w:r>
@@ -1095,14 +925,12 @@
           <w:p>
             <w:pPr>
               <w:spacing w:after="0" w:line="288" w:lineRule="auto"/>
-              <w:jc w:val="center"/>
               <w:rPr>
                 <w:rFonts w:eastAsia="Times New Roman" w:cs="Times New Roman"/>
                 <w:b/>
                 <w:bCs/>
                 <w:kern w:val="0"/>
-                <w:sz w:val="24"/>
-                <w:szCs w:val="24"/>
+                <w:sz w:val="22"/>
                 <w14:ligatures w14:val="none"/>
               </w:rPr>
             </w:pPr>
@@ -1112,8 +940,7 @@
                 <w:b/>
                 <w:bCs/>
                 <w:kern w:val="0"/>
-                <w:sz w:val="24"/>
-                <w:szCs w:val="24"/>
+                <w:sz w:val="22"/>
                 <w14:ligatures w14:val="none"/>
               </w:rPr>
               <w:t>BÊN NHẬN CẦM CỐ (BÊN A)</w:t>
@@ -1122,12 +949,10 @@
           <w:p>
             <w:pPr>
               <w:spacing w:after="0" w:line="288" w:lineRule="auto"/>
-              <w:jc w:val="center"/>
               <w:rPr>
                 <w:rFonts w:eastAsia="Times New Roman" w:cs="Times New Roman"/>
                 <w:kern w:val="0"/>
-                <w:sz w:val="24"/>
-                <w:szCs w:val="24"/>
+                <w:sz w:val="22"/>
                 <w14:ligatures w14:val="none"/>
               </w:rPr>
             </w:pPr>
@@ -1135,8 +960,7 @@
               <w:rPr>
                 <w:rFonts w:eastAsia="Times New Roman" w:cs="Times New Roman"/>
                 <w:kern w:val="0"/>
-                <w:sz w:val="24"/>
-                <w:szCs w:val="24"/>
+                <w:sz w:val="22"/>
                 <w14:ligatures w14:val="none"/>
               </w:rPr>
               <w:t>(Ký và ghi rõ họ tên)</w:t>
@@ -1149,68 +973,64 @@
       <w:pPr>
         <w:spacing w:after="160" w:line="259" w:lineRule="auto"/>
         <w:jc w:val="left"/>
-      </w:pPr>
+        <w:rPr>
+          <w:sz w:val="22"/>
+        </w:rPr>
+      </w:pPr>
+      <w:r>
+        <w:rPr>
+          <w:sz w:val="22"/>
+        </w:rPr>
+        <w:br w:type="page"/>
+      </w:r>
     </w:p>
     <w:p>
       <w:pPr>
         <w:spacing w:after="160" w:line="259" w:lineRule="auto"/>
         <w:jc w:val="left"/>
-      </w:pPr>
-      <w:r>
-        <w:br w:type="page"/>
-      </w:r>
-    </w:p>
-    <w:p>
-      <w:pPr>
-        <w:spacing w:after="160" w:line="259" w:lineRule="auto"/>
-        <w:jc w:val="left"/>
-      </w:pPr>
-    </w:p>
-    <w:p>
-      <w:pPr>
-        <w:spacing w:after="0" w:line="312" w:lineRule="auto"/>
-        <w:rPr>
-          <w:sz w:val="24"/>
-          <w:szCs w:val="24"/>
-        </w:rPr>
-      </w:pPr>
-      <w:r>
-        <w:rPr>
-          <w:sz w:val="24"/>
-          <w:szCs w:val="24"/>
+        <w:rPr>
+          <w:sz w:val="22"/>
+        </w:rPr>
+      </w:pPr>
+    </w:p>
+    <w:p>
+      <w:pPr>
+        <w:spacing w:after="0" w:line="288" w:lineRule="auto"/>
+        <w:rPr>
+          <w:sz w:val="22"/>
+        </w:rPr>
+      </w:pPr>
+      <w:r>
+        <w:rPr>
+          <w:sz w:val="22"/>
         </w:rPr>
         <w:t>Điều 2: Trách nhiệm:</w:t>
       </w:r>
     </w:p>
     <w:p>
       <w:pPr>
-        <w:spacing w:after="0" w:line="312" w:lineRule="auto"/>
-        <w:rPr>
-          <w:sz w:val="24"/>
-          <w:szCs w:val="24"/>
-        </w:rPr>
-      </w:pPr>
-      <w:r>
-        <w:rPr>
-          <w:sz w:val="24"/>
-          <w:szCs w:val="24"/>
+        <w:spacing w:after="0" w:line="288" w:lineRule="auto"/>
+        <w:rPr>
+          <w:sz w:val="22"/>
+        </w:rPr>
+      </w:pPr>
+      <w:r>
+        <w:rPr>
+          <w:sz w:val="22"/>
         </w:rPr>
         <w:t>* Cam kết của Bên B:</w:t>
       </w:r>
     </w:p>
     <w:p>
       <w:pPr>
-        <w:spacing w:after="0" w:line="312" w:lineRule="auto"/>
-        <w:ind w:firstLine="720"/>
-        <w:rPr>
-          <w:sz w:val="24"/>
-          <w:szCs w:val="24"/>
-        </w:rPr>
-      </w:pPr>
-      <w:r>
-        <w:rPr>
-          <w:sz w:val="24"/>
-          <w:szCs w:val="24"/>
+        <w:spacing w:after="0" w:line="288" w:lineRule="auto"/>
+        <w:rPr>
+          <w:sz w:val="22"/>
+        </w:rPr>
+      </w:pPr>
+      <w:r>
+        <w:rPr>
+          <w:sz w:val="22"/>
         </w:rPr>
         <w:t>Những thông tin bên B cung cấp trên là thật và chịu trách nhiệm trước pháp luật về tài sản đã được kiểm định trên là tài sản sở hữu hợp pháp của Bên B. Không khiếu nại khi tài sản cầm cố được Bên A xử lý phát mãi thu hồi nợ trong các trường hợp:</w:t>
       </w:r>
@@ -1218,20 +1038,21 @@
     <w:p>
       <w:pPr>
         <w:pStyle w:val="ListParagraph"/>
-        <w:numPr>
-          <w:ilvl w:val="0"/>
-          <w:numId w:val="3"/>
-        </w:numPr>
-        <w:spacing w:after="0" w:line="312" w:lineRule="auto"/>
-        <w:rPr>
-          <w:sz w:val="24"/>
-          <w:szCs w:val="24"/>
-        </w:rPr>
-      </w:pPr>
-      <w:r>
-        <w:rPr>
-          <w:sz w:val="24"/>
-          <w:szCs w:val="24"/>
+        <w:spacing w:after="0" w:line="288" w:lineRule="auto"/>
+        <w:ind w:left="0"/>
+        <w:rPr>
+          <w:sz w:val="22"/>
+        </w:rPr>
+      </w:pPr>
+      <w:r>
+        <w:rPr>
+          <w:sz w:val="22"/>
+        </w:rPr>
+        <w:t xml:space="preserve">-  </w:t>
+      </w:r>
+      <w:r>
+        <w:rPr>
+          <w:sz w:val="22"/>
         </w:rPr>
         <w:t>Hết thời hạn chuộc tài sản cầm cố ghi trên hợp đồng mà Bên B không chuộc hoặc không gia hạn.</w:t>
       </w:r>
@@ -1239,134 +1060,117 @@
     <w:p>
       <w:pPr>
         <w:pStyle w:val="ListParagraph"/>
-        <w:numPr>
-          <w:ilvl w:val="0"/>
-          <w:numId w:val="3"/>
-        </w:numPr>
-        <w:spacing w:after="0" w:line="312" w:lineRule="auto"/>
-        <w:rPr>
-          <w:sz w:val="24"/>
-          <w:szCs w:val="24"/>
-        </w:rPr>
-      </w:pPr>
-      <w:r>
-        <w:rPr>
-          <w:sz w:val="24"/>
-          <w:szCs w:val="24"/>
+        <w:spacing w:after="0" w:line="288" w:lineRule="auto"/>
+        <w:ind w:left="0"/>
+        <w:rPr>
+          <w:sz w:val="22"/>
+        </w:rPr>
+      </w:pPr>
+      <w:r>
+        <w:rPr>
+          <w:sz w:val="22"/>
+        </w:rPr>
+        <w:t xml:space="preserve">-  </w:t>
+      </w:r>
+      <w:r>
+        <w:rPr>
+          <w:sz w:val="22"/>
         </w:rPr>
         <w:t>Khi Bên A thông báo mà Bên B không đến hoặc Bên A không tìm được địa chỉ (do Bên B cung cấp sai) để xử lý liên quan đến tài sản cầm (do quy định của pháp luật hoặc do các yếu tố khách quan khác) dù chưa đến hạn chuộc. Quá 05 ngày kể từ ngày hết hạn chuộc ghi trong hợp đồng hoặc thời hạn đã được gia hạn thêm mà không thanh toán được nợ.</w:t>
       </w:r>
     </w:p>
     <w:p>
       <w:pPr>
-        <w:spacing w:after="0" w:line="312" w:lineRule="auto"/>
-        <w:rPr>
-          <w:sz w:val="24"/>
-          <w:szCs w:val="24"/>
-        </w:rPr>
-      </w:pPr>
-      <w:r>
-        <w:rPr>
-          <w:sz w:val="24"/>
-          <w:szCs w:val="24"/>
+        <w:spacing w:after="0" w:line="288" w:lineRule="auto"/>
+        <w:rPr>
+          <w:sz w:val="22"/>
+        </w:rPr>
+      </w:pPr>
+      <w:r>
+        <w:rPr>
+          <w:sz w:val="22"/>
         </w:rPr>
         <w:t>* Cam kết của Bên A:</w:t>
       </w:r>
     </w:p>
     <w:p>
       <w:pPr>
-        <w:spacing w:after="0" w:line="312" w:lineRule="auto"/>
-        <w:ind w:firstLine="720"/>
-        <w:rPr>
-          <w:sz w:val="24"/>
-          <w:szCs w:val="24"/>
-        </w:rPr>
-      </w:pPr>
-      <w:r>
-        <w:rPr>
-          <w:sz w:val="24"/>
-          <w:szCs w:val="24"/>
+        <w:spacing w:after="0" w:line="288" w:lineRule="auto"/>
+        <w:rPr>
+          <w:sz w:val="22"/>
+        </w:rPr>
+      </w:pPr>
+      <w:r>
+        <w:rPr>
+          <w:sz w:val="22"/>
         </w:rPr>
         <w:t>Bên A có trách nhiệm bảo quản tài sản cầm cố và các loại giấy tờ kèm theo (nếu có). Khi Bên B trả đủ số tiền cầm cố gồm: Gốc, lãi và các chi phí (nếu có) Bên A sẽ trả lại tài sản cầm cố và các loại giấy tờ kèm (nếu có). Trường hợp làm mất, hư hỏng Bên A sẽ bồi thường.</w:t>
       </w:r>
     </w:p>
     <w:p>
       <w:pPr>
-        <w:spacing w:after="0" w:line="312" w:lineRule="auto"/>
-        <w:rPr>
-          <w:sz w:val="24"/>
-          <w:szCs w:val="24"/>
-        </w:rPr>
-      </w:pPr>
-      <w:r>
-        <w:rPr>
-          <w:sz w:val="24"/>
-          <w:szCs w:val="24"/>
+        <w:spacing w:after="0" w:line="288" w:lineRule="auto"/>
+        <w:rPr>
+          <w:sz w:val="22"/>
+        </w:rPr>
+      </w:pPr>
+      <w:r>
+        <w:rPr>
+          <w:sz w:val="22"/>
         </w:rPr>
         <w:t>Điều 3: Điều khoản chung:</w:t>
       </w:r>
     </w:p>
     <w:p>
       <w:pPr>
-        <w:spacing w:after="0" w:line="312" w:lineRule="auto"/>
-        <w:ind w:firstLine="720"/>
-        <w:rPr>
-          <w:sz w:val="24"/>
-          <w:szCs w:val="24"/>
-        </w:rPr>
-      </w:pPr>
-      <w:r>
-        <w:rPr>
-          <w:sz w:val="24"/>
-          <w:szCs w:val="24"/>
+        <w:spacing w:after="0" w:line="288" w:lineRule="auto"/>
+        <w:rPr>
+          <w:sz w:val="22"/>
+        </w:rPr>
+      </w:pPr>
+      <w:r>
+        <w:rPr>
+          <w:sz w:val="22"/>
         </w:rPr>
         <w:t>Hai bên cam kết thực hiện đúng theo các điều khoản đã ghi trong hợp đồng, khi có sự thay đổi phải được sự nhất trí, thỏa thuận giữa hai bên. Trong quá trình thực hiện hợp đồng nếu có phát sinh mới hai bên cùng trao đổi bổ sung. Hợp đồng được lập thành hai bản, mỗi bên giữ một bản.</w:t>
       </w:r>
     </w:p>
     <w:p>
       <w:pPr>
-        <w:spacing w:after="0" w:line="312" w:lineRule="auto"/>
-        <w:ind w:firstLine="720"/>
-        <w:rPr>
-          <w:sz w:val="24"/>
-          <w:szCs w:val="24"/>
-        </w:rPr>
-      </w:pPr>
-      <w:r>
-        <w:rPr>
-          <w:sz w:val="24"/>
-          <w:szCs w:val="24"/>
+        <w:spacing w:after="0" w:line="288" w:lineRule="auto"/>
+        <w:rPr>
+          <w:sz w:val="22"/>
+        </w:rPr>
+      </w:pPr>
+      <w:r>
+        <w:rPr>
+          <w:sz w:val="22"/>
         </w:rPr>
         <w:t>Ghi chú: Hợp đồng cầm cố này, khách hàng phải giữ kỹ, khi mất phải thông báo ngay cho Bên A và Bên A không chịu trách nhiệm trường hợp người khác lợi dụng nhặt được hợp đồng này để chuộc tài sản cầm cố của Bên B.</w:t>
       </w:r>
     </w:p>
     <w:p>
       <w:pPr>
-        <w:spacing w:after="0" w:line="312" w:lineRule="auto"/>
-        <w:ind w:firstLine="720"/>
-        <w:rPr>
-          <w:sz w:val="24"/>
-          <w:szCs w:val="24"/>
-        </w:rPr>
-      </w:pPr>
-    </w:p>
-    <w:p>
-      <w:pPr>
-        <w:spacing w:beforeAutospacing="1" w:after="0" w:afterAutospacing="1" w:line="240" w:lineRule="auto"/>
-        <w:ind w:firstLine="720"/>
-        <w:jc w:val="left"/>
+        <w:spacing w:after="0" w:line="288" w:lineRule="auto"/>
+        <w:rPr>
+          <w:sz w:val="22"/>
+        </w:rPr>
+      </w:pPr>
+    </w:p>
+    <w:p>
+      <w:pPr>
+        <w:spacing w:after="0" w:line="288" w:lineRule="auto"/>
         <w:rPr>
           <w:rFonts w:eastAsia="Times New Roman" w:cs="Times New Roman"/>
           <w:kern w:val="0"/>
-          <w:sz w:val="24"/>
-          <w:szCs w:val="24"/>
+          <w:sz w:val="22"/>
           <w14:ligatures w14:val="none"/>
         </w:rPr>
       </w:pPr>
     </w:p>
     <w:sectPr>
-      <w:pgSz w:w="11907" w:h="16840" w:code="9"/>
-      <w:pgMar w:top="1134" w:right="1134" w:bottom="1134" w:left="1701" w:header="720" w:footer="720" w:gutter="0"/>
+      <w:pgSz w:w="8391" w:h="11906" w:code="11"/>
+      <w:pgMar w:top="1134" w:right="567" w:bottom="1134" w:left="567" w:header="720" w:footer="720" w:gutter="0"/>
       <w:cols w:space="720"/>
       <w:docGrid w:linePitch="360"/>
     </w:sectPr>
@@ -1751,6 +1555,119 @@
       </w:rPr>
     </w:lvl>
   </w:abstractNum>
+  <w:abstractNum w:abstractNumId="3" w15:restartNumberingAfterBreak="0">
+    <w:nsid w:val="3E7F4E07"/>
+    <w:multiLevelType w:val="hybridMultilevel"/>
+    <w:tmpl w:val="474EF786"/>
+    <w:lvl w:ilvl="0" w:tplc="A65ED868">
+      <w:start w:val="1"/>
+      <w:numFmt w:val="bullet"/>
+      <w:lvlText w:val=""/>
+      <w:lvlJc w:val="left"/>
+      <w:pPr>
+        <w:ind w:left="720" w:hanging="360"/>
+      </w:pPr>
+      <w:rPr>
+        <w:rFonts w:ascii="Symbol" w:hAnsi="Symbol" w:hint="default"/>
+      </w:rPr>
+    </w:lvl>
+    <w:lvl w:ilvl="1" w:tplc="04090003" w:tentative="1">
+      <w:start w:val="1"/>
+      <w:numFmt w:val="bullet"/>
+      <w:lvlText w:val="o"/>
+      <w:lvlJc w:val="left"/>
+      <w:pPr>
+        <w:ind w:left="1440" w:hanging="360"/>
+      </w:pPr>
+      <w:rPr>
+        <w:rFonts w:ascii="Courier New" w:hAnsi="Courier New" w:cs="Courier New" w:hint="default"/>
+      </w:rPr>
+    </w:lvl>
+    <w:lvl w:ilvl="2" w:tplc="04090005" w:tentative="1">
+      <w:start w:val="1"/>
+      <w:numFmt w:val="bullet"/>
+      <w:lvlText w:val=""/>
+      <w:lvlJc w:val="left"/>
+      <w:pPr>
+        <w:ind w:left="2160" w:hanging="360"/>
+      </w:pPr>
+      <w:rPr>
+        <w:rFonts w:ascii="Wingdings" w:hAnsi="Wingdings" w:hint="default"/>
+      </w:rPr>
+    </w:lvl>
+    <w:lvl w:ilvl="3" w:tplc="04090001" w:tentative="1">
+      <w:start w:val="1"/>
+      <w:numFmt w:val="bullet"/>
+      <w:lvlText w:val=""/>
+      <w:lvlJc w:val="left"/>
+      <w:pPr>
+        <w:ind w:left="2880" w:hanging="360"/>
+      </w:pPr>
+      <w:rPr>
+        <w:rFonts w:ascii="Symbol" w:hAnsi="Symbol" w:hint="default"/>
+      </w:rPr>
+    </w:lvl>
+    <w:lvl w:ilvl="4" w:tplc="04090003" w:tentative="1">
+      <w:start w:val="1"/>
+      <w:numFmt w:val="bullet"/>
+      <w:lvlText w:val="o"/>
+      <w:lvlJc w:val="left"/>
+      <w:pPr>
+        <w:ind w:left="3600" w:hanging="360"/>
+      </w:pPr>
+      <w:rPr>
+        <w:rFonts w:ascii="Courier New" w:hAnsi="Courier New" w:cs="Courier New" w:hint="default"/>
+      </w:rPr>
+    </w:lvl>
+    <w:lvl w:ilvl="5" w:tplc="04090005" w:tentative="1">
+      <w:start w:val="1"/>
+      <w:numFmt w:val="bullet"/>
+      <w:lvlText w:val=""/>
+      <w:lvlJc w:val="left"/>
+      <w:pPr>
+        <w:ind w:left="4320" w:hanging="360"/>
+      </w:pPr>
+      <w:rPr>
+        <w:rFonts w:ascii="Wingdings" w:hAnsi="Wingdings" w:hint="default"/>
+      </w:rPr>
+    </w:lvl>
+    <w:lvl w:ilvl="6" w:tplc="04090001" w:tentative="1">
+      <w:start w:val="1"/>
+      <w:numFmt w:val="bullet"/>
+      <w:lvlText w:val=""/>
+      <w:lvlJc w:val="left"/>
+      <w:pPr>
+        <w:ind w:left="5040" w:hanging="360"/>
+      </w:pPr>
+      <w:rPr>
+        <w:rFonts w:ascii="Symbol" w:hAnsi="Symbol" w:hint="default"/>
+      </w:rPr>
+    </w:lvl>
+    <w:lvl w:ilvl="7" w:tplc="04090003" w:tentative="1">
+      <w:start w:val="1"/>
+      <w:numFmt w:val="bullet"/>
+      <w:lvlText w:val="o"/>
+      <w:lvlJc w:val="left"/>
+      <w:pPr>
+        <w:ind w:left="5760" w:hanging="360"/>
+      </w:pPr>
+      <w:rPr>
+        <w:rFonts w:ascii="Courier New" w:hAnsi="Courier New" w:cs="Courier New" w:hint="default"/>
+      </w:rPr>
+    </w:lvl>
+    <w:lvl w:ilvl="8" w:tplc="04090005" w:tentative="1">
+      <w:start w:val="1"/>
+      <w:numFmt w:val="bullet"/>
+      <w:lvlText w:val=""/>
+      <w:lvlJc w:val="left"/>
+      <w:pPr>
+        <w:ind w:left="6480" w:hanging="360"/>
+      </w:pPr>
+      <w:rPr>
+        <w:rFonts w:ascii="Wingdings" w:hAnsi="Wingdings" w:hint="default"/>
+      </w:rPr>
+    </w:lvl>
+  </w:abstractNum>
   <w:num w:numId="1" w16cid:durableId="1692947879">
     <w:abstractNumId w:val="1"/>
   </w:num>
@@ -1759,6 +1676,9 @@
   </w:num>
   <w:num w:numId="3" w16cid:durableId="534192748">
     <w:abstractNumId w:val="2"/>
+  </w:num>
+  <w:num w:numId="4" w16cid:durableId="1208763938">
+    <w:abstractNumId w:val="3"/>
   </w:num>
 </w:numbering>
 </file>
